--- a/New Starter Setup Guide - New Registrations.docx
+++ b/New Starter Setup Guide - New Registrations.docx
@@ -4,40 +4,38 @@
   <w:body>
     <w:p>
       <w:pPr>
-        <w:shd w:fill="2E5DAA" w:color="2E5DAA" w:val="clear"/>
-        <w:spacing w:after="40" w:before="200"/>
-        <w:ind w:left="360"/>
-      </w:pPr>
-      <w:r>
-        <w:rPr>
+        <w:spacing w:after="60"/>
+      </w:pPr>
+      <w:r>
+        <w:rPr>
+          <w:rFonts w:ascii="Calibri" w:cs="Calibri" w:eastAsia="Calibri" w:hAnsi="Calibri"/>
           <w:b/>
           <w:bCs/>
-          <w:color w:val="FFFFFF"/>
-          <w:sz w:val="52"/>
-          <w:szCs w:val="52"/>
+          <w:color w:val="1a3c5e"/>
+          <w:sz w:val="40"/>
+          <w:szCs w:val="40"/>
         </w:rPr>
         <w:t xml:space="preserve">AeroTracker</w:t>
       </w:r>
     </w:p>
     <w:p>
       <w:pPr>
-        <w:shd w:fill="2E5DAA" w:color="2E5DAA" w:val="clear"/>
-        <w:spacing w:after="220"/>
-        <w:ind w:left="360"/>
-      </w:pPr>
-      <w:r>
-        <w:rPr>
-          <w:color w:val="FFFFFF"/>
-          <w:sz w:val="32"/>
-          <w:szCs w:val="32"/>
-        </w:rPr>
-        <w:t xml:space="preserve">New Starter Setup Guide</w:t>
+        <w:spacing w:after="400"/>
+      </w:pPr>
+      <w:r>
+        <w:rPr>
+          <w:rFonts w:ascii="Calibri" w:cs="Calibri" w:eastAsia="Calibri" w:hAnsi="Calibri"/>
+          <w:color w:val="1a3c5e"/>
+          <w:sz w:val="26"/>
+          <w:szCs w:val="26"/>
+        </w:rPr>
+        <w:t xml:space="preserve">New Starter Guide</w:t>
       </w:r>
     </w:p>
     <w:p>
       <w:pPr>
         <w:pStyle w:val="Heading1"/>
-        <w:spacing w:after="100" w:before="340"/>
+        <w:spacing w:after="120" w:before="320"/>
       </w:pPr>
       <w:r>
         <w:t xml:space="preserve">What is AeroTracker?</w:t>
@@ -45,385 +43,216 @@
     </w:p>
     <w:p>
       <w:pPr>
-        <w:spacing w:after="90"/>
-      </w:pPr>
-      <w:r>
-        <w:rPr>
-          <w:color w:val="444466"/>
-          <w:sz w:val="22"/>
-          <w:szCs w:val="22"/>
-        </w:rPr>
-        <w:t xml:space="preserve">AeroTracker is a system that automatically updates candidate profiles in Tracker RMS when new candidates register. It runs every hour on its own in the cloud — you do not need to do anything to keep it running.</w:t>
-      </w:r>
-    </w:p>
-    <w:p>
-      <w:pPr>
-        <w:spacing w:after="140"/>
-      </w:pPr>
+        <w:spacing w:after="120"/>
+      </w:pPr>
+      <w:r>
+        <w:rPr>
+          <w:rFonts w:ascii="Calibri" w:cs="Calibri" w:eastAsia="Calibri" w:hAnsi="Calibri"/>
+          <w:sz w:val="22"/>
+          <w:szCs w:val="22"/>
+        </w:rPr>
+        <w:t xml:space="preserve">AeroTracker automatically updates candidate profiles in Tracker RMS. It runs every hour in the cloud — you do not need to do anything to make it run.</w:t>
+      </w:r>
+    </w:p>
+    <w:p>
+      <w:pPr>
+        <w:spacing w:after="120"/>
+      </w:pPr>
+      <w:r>
+        <w:rPr>
+          <w:rFonts w:ascii="Calibri" w:cs="Calibri" w:eastAsia="Calibri" w:hAnsi="Calibri"/>
+          <w:sz w:val="22"/>
+          <w:szCs w:val="22"/>
+        </w:rPr>
+        <w:t xml:space="preserve">It finds candidates with incomplete profiles, reads their CVs using AI, and fills in their employer, job title, work type, nationality and skills.</w:t>
+      </w:r>
     </w:p>
     <w:p>
       <w:pPr>
         <w:pStyle w:val="Heading1"/>
-        <w:spacing w:after="100" w:before="340"/>
-      </w:pPr>
-      <w:r>
-        <w:t xml:space="preserve">What you need to do as a new starter</w:t>
-      </w:r>
-    </w:p>
-    <w:p>
-      <w:pPr>
-        <w:spacing w:after="90"/>
-      </w:pPr>
-      <w:r>
-        <w:rPr>
-          <w:color w:val="444466"/>
-          <w:sz w:val="22"/>
-          <w:szCs w:val="22"/>
-        </w:rPr>
-        <w:t xml:space="preserve">The system is already set up and running. The only thing you need is a GitHub account so you can access the system logs and trigger manual runs if needed.</w:t>
-      </w:r>
-    </w:p>
-    <w:p>
-      <w:pPr>
-        <w:spacing w:after="140"/>
-      </w:pPr>
+        <w:spacing w:after="120" w:before="320"/>
+      </w:pPr>
+      <w:r>
+        <w:t xml:space="preserve">Your only regular task</w:t>
+      </w:r>
+    </w:p>
+    <w:p>
+      <w:pPr>
+        <w:spacing w:after="120"/>
+      </w:pPr>
+      <w:r>
+        <w:rPr>
+          <w:rFonts w:ascii="Calibri" w:cs="Calibri" w:eastAsia="Calibri" w:hAnsi="Calibri"/>
+          <w:sz w:val="22"/>
+          <w:szCs w:val="22"/>
+        </w:rPr>
+        <w:t xml:space="preserve">Check the daily spot-check report. That is it.</w:t>
+      </w:r>
+    </w:p>
+    <w:p>
+      <w:pPr>
+        <w:spacing w:after="120"/>
+      </w:pPr>
+    </w:p>
+    <w:p>
+      <w:pPr>
+        <w:spacing w:after="120"/>
+      </w:pPr>
+      <w:r>
+        <w:rPr>
+          <w:rFonts w:ascii="Calibri" w:cs="Calibri" w:eastAsia="Calibri" w:hAnsi="Calibri"/>
+          <w:sz w:val="22"/>
+          <w:szCs w:val="22"/>
+        </w:rPr>
+        <w:t xml:space="preserve">Every weekday at 4pm a report is saved automatically here:</w:t>
+      </w:r>
+    </w:p>
+    <w:p>
+      <w:pPr>
+        <w:spacing w:after="120"/>
+      </w:pPr>
+      <w:r>
+        <w:rPr>
+          <w:rFonts w:ascii="Calibri" w:cs="Calibri" w:eastAsia="Calibri" w:hAnsi="Calibri"/>
+          <w:sz w:val="22"/>
+          <w:szCs w:val="22"/>
+        </w:rPr>
+        <w:t xml:space="preserve">OneDrive → Aeroprofessional - Documents → Aeropro → Admin → Admin Team → AeroTracker_SpotCheck_[date].html</w:t>
+      </w:r>
+    </w:p>
+    <w:p>
+      <w:pPr>
+        <w:spacing w:after="120"/>
+      </w:pPr>
+    </w:p>
+    <w:p>
+      <w:pPr>
+        <w:spacing w:after="120"/>
+      </w:pPr>
+      <w:r>
+        <w:rPr>
+          <w:rFonts w:ascii="Calibri" w:cs="Calibri" w:eastAsia="Calibri" w:hAnsi="Calibri"/>
+          <w:sz w:val="22"/>
+          <w:szCs w:val="22"/>
+        </w:rPr>
+        <w:t xml:space="preserve">Open it in your browser. It shows 15 randomly selected profiles updated that day. If anything looks obviously wrong (e.g. wrong job title, missing skills), note the candidate ID and tell your manager.</w:t>
+      </w:r>
     </w:p>
     <w:p>
       <w:pPr>
         <w:pStyle w:val="Heading1"/>
-        <w:spacing w:after="100" w:before="340"/>
-      </w:pPr>
-      <w:r>
-        <w:t xml:space="preserve">Step 1 — Create a GitHub account</w:t>
-      </w:r>
-    </w:p>
-    <w:p>
-      <w:pPr>
-        <w:spacing w:after="90"/>
-      </w:pPr>
-      <w:r>
-        <w:rPr>
-          <w:color w:val="444466"/>
-          <w:sz w:val="22"/>
-          <w:szCs w:val="22"/>
-        </w:rPr>
-        <w:t xml:space="preserve">GitHub is the website where AeroTracker runs. You need a free account to access it.</w:t>
-      </w:r>
-    </w:p>
-    <w:p>
-      <w:pPr>
-        <w:spacing w:after="60"/>
-      </w:pPr>
-    </w:p>
-    <w:p>
-      <w:pPr>
+        <w:spacing w:after="120" w:before="320"/>
+      </w:pPr>
+      <w:r>
+        <w:t xml:space="preserve">Checking the system is running</w:t>
+      </w:r>
+    </w:p>
+    <w:p>
+      <w:pPr>
+        <w:spacing w:after="120"/>
+      </w:pPr>
+      <w:r>
+        <w:rPr>
+          <w:rFonts w:ascii="Calibri" w:cs="Calibri" w:eastAsia="Calibri" w:hAnsi="Calibri"/>
+          <w:sz w:val="22"/>
+          <w:szCs w:val="22"/>
+        </w:rPr>
+        <w:t xml:space="preserve">Go to: github.com/AeroProfessional/aerotracker → click the Actions tab.</w:t>
+      </w:r>
+    </w:p>
+    <w:p>
+      <w:pPr>
+        <w:spacing w:after="120"/>
+      </w:pPr>
+      <w:r>
+        <w:rPr>
+          <w:rFonts w:ascii="Calibri" w:cs="Calibri" w:eastAsia="Calibri" w:hAnsi="Calibri"/>
+          <w:sz w:val="22"/>
+          <w:szCs w:val="22"/>
+        </w:rPr>
+        <w:t xml:space="preserve">Green tick = running fine. Red cross = something went wrong. Runs appear every hour — if more than 2 hours have passed with no new run, flag it to Megan.</w:t>
+      </w:r>
+    </w:p>
+    <w:p>
+      <w:pPr>
+        <w:pStyle w:val="Heading1"/>
+        <w:spacing w:after="120" w:before="320"/>
+      </w:pPr>
+      <w:r>
+        <w:t xml:space="preserve">What it does NOT do</w:t>
+      </w:r>
+    </w:p>
+    <w:p>
+      <w:pPr>
+        <w:pStyle w:val="ListParagraph"/>
+        <w:numPr>
+          <w:ilvl w:val="0"/>
+          <w:numId w:val="1"/>
+        </w:numPr>
         <w:spacing w:after="80"/>
-        <w:ind w:left="360"/>
-      </w:pPr>
-      <w:r>
-        <w:rPr>
-          <w:b/>
-          <w:bCs/>
-          <w:color w:val="2E5DAA"/>
-          <w:sz w:val="22"/>
-          <w:szCs w:val="22"/>
-        </w:rPr>
-        <w:t xml:space="preserve">1.  </w:t>
-      </w:r>
-      <w:r>
-        <w:rPr>
-          <w:color w:val="1A1A2E"/>
-          <w:sz w:val="22"/>
-          <w:szCs w:val="22"/>
-        </w:rPr>
-        <w:t xml:space="preserve">Open your internet browser (e.g. Google Chrome or Microsoft Edge)</w:t>
-      </w:r>
-    </w:p>
-    <w:p>
-      <w:pPr>
+      </w:pPr>
+      <w:r>
+        <w:rPr>
+          <w:rFonts w:ascii="Calibri" w:cs="Calibri" w:eastAsia="Calibri" w:hAnsi="Calibri"/>
+          <w:sz w:val="22"/>
+          <w:szCs w:val="22"/>
+        </w:rPr>
+        <w:t xml:space="preserve">Email candidates</w:t>
+      </w:r>
+    </w:p>
+    <w:p>
+      <w:pPr>
+        <w:pStyle w:val="ListParagraph"/>
+        <w:numPr>
+          <w:ilvl w:val="0"/>
+          <w:numId w:val="1"/>
+        </w:numPr>
         <w:spacing w:after="80"/>
-        <w:ind w:left="360"/>
-      </w:pPr>
-      <w:r>
-        <w:rPr>
-          <w:b/>
-          <w:bCs/>
-          <w:color w:val="2E5DAA"/>
-          <w:sz w:val="22"/>
-          <w:szCs w:val="22"/>
-        </w:rPr>
-        <w:t xml:space="preserve">2.  </w:t>
-      </w:r>
-      <w:r>
-        <w:rPr>
-          <w:color w:val="1A1A2E"/>
-          <w:sz w:val="22"/>
-          <w:szCs w:val="22"/>
-        </w:rPr>
-        <w:t xml:space="preserve">Type github.com into the address bar and press Enter</w:t>
-      </w:r>
-    </w:p>
-    <w:p>
-      <w:pPr>
+      </w:pPr>
+      <w:r>
+        <w:rPr>
+          <w:rFonts w:ascii="Calibri" w:cs="Calibri" w:eastAsia="Calibri" w:hAnsi="Calibri"/>
+          <w:sz w:val="22"/>
+          <w:szCs w:val="22"/>
+        </w:rPr>
+        <w:t xml:space="preserve">Create new records in Tracker — it only updates existing ones</w:t>
+      </w:r>
+    </w:p>
+    <w:p>
+      <w:pPr>
+        <w:pStyle w:val="ListParagraph"/>
+        <w:numPr>
+          <w:ilvl w:val="0"/>
+          <w:numId w:val="1"/>
+        </w:numPr>
         <w:spacing w:after="80"/>
-        <w:ind w:left="360"/>
-      </w:pPr>
-      <w:r>
-        <w:rPr>
-          <w:b/>
-          <w:bCs/>
-          <w:color w:val="2E5DAA"/>
-          <w:sz w:val="22"/>
-          <w:szCs w:val="22"/>
-        </w:rPr>
-        <w:t xml:space="preserve">3.  </w:t>
-      </w:r>
-      <w:r>
-        <w:rPr>
-          <w:color w:val="1A1A2E"/>
-          <w:sz w:val="22"/>
-          <w:szCs w:val="22"/>
-        </w:rPr>
-        <w:t xml:space="preserve">Click Sign up in the top right corner of the page</w:t>
-      </w:r>
-    </w:p>
-    <w:p>
-      <w:pPr>
-        <w:spacing w:after="80"/>
-        <w:ind w:left="360"/>
-      </w:pPr>
-      <w:r>
-        <w:rPr>
-          <w:b/>
-          <w:bCs/>
-          <w:color w:val="2E5DAA"/>
-          <w:sz w:val="22"/>
-          <w:szCs w:val="22"/>
-        </w:rPr>
-        <w:t xml:space="preserve">4.  </w:t>
-      </w:r>
-      <w:r>
-        <w:rPr>
-          <w:color w:val="1A1A2E"/>
-          <w:sz w:val="22"/>
-          <w:szCs w:val="22"/>
-        </w:rPr>
-        <w:t xml:space="preserve">Enter your email address, create a password, and choose a username</w:t>
-      </w:r>
-    </w:p>
-    <w:p>
-      <w:pPr>
-        <w:spacing w:after="70"/>
-        <w:ind w:left="720"/>
-      </w:pPr>
-      <w:r>
-        <w:rPr>
-          <w:i/>
-          <w:iCs/>
-          <w:color w:val="444466"/>
-          <w:sz w:val="20"/>
-          <w:szCs w:val="20"/>
-        </w:rPr>
-        <w:t xml:space="preserve">Your username can be anything — write it down as you will need it.</w:t>
-      </w:r>
-    </w:p>
-    <w:p>
-      <w:pPr>
-        <w:spacing w:after="80"/>
-        <w:ind w:left="360"/>
-      </w:pPr>
-      <w:r>
-        <w:rPr>
-          <w:b/>
-          <w:bCs/>
-          <w:color w:val="2E5DAA"/>
-          <w:sz w:val="22"/>
-          <w:szCs w:val="22"/>
-        </w:rPr>
-        <w:t xml:space="preserve">5.  </w:t>
-      </w:r>
-      <w:r>
-        <w:rPr>
-          <w:color w:val="1A1A2E"/>
-          <w:sz w:val="22"/>
-          <w:szCs w:val="22"/>
-        </w:rPr>
-        <w:t xml:space="preserve">Follow the steps on screen to verify your email and finish creating your account</w:t>
-      </w:r>
-    </w:p>
-    <w:p>
-      <w:pPr>
-        <w:spacing w:after="140"/>
+      </w:pPr>
+      <w:r>
+        <w:rPr>
+          <w:rFonts w:ascii="Calibri" w:cs="Calibri" w:eastAsia="Calibri" w:hAnsi="Calibri"/>
+          <w:sz w:val="22"/>
+          <w:szCs w:val="22"/>
+        </w:rPr>
+        <w:t xml:space="preserve">Process the same candidate twice</w:t>
+      </w:r>
+    </w:p>
+    <w:p>
+      <w:pPr>
+        <w:spacing w:after="120"/>
       </w:pPr>
     </w:p>
     <w:p>
       <w:pPr>
         <w:pStyle w:val="Heading1"/>
-        <w:spacing w:after="100" w:before="340"/>
-      </w:pPr>
-      <w:r>
-        <w:t xml:space="preserve">Step 2 — Get added to AeroTracker</w:t>
-      </w:r>
-    </w:p>
-    <w:p>
-      <w:pPr>
-        <w:spacing w:after="80"/>
-        <w:ind w:left="360"/>
-      </w:pPr>
-      <w:r>
-        <w:rPr>
-          <w:b/>
-          <w:bCs/>
-          <w:color w:val="2E5DAA"/>
-          <w:sz w:val="22"/>
-          <w:szCs w:val="22"/>
-        </w:rPr>
-        <w:t xml:space="preserve">1.  </w:t>
-      </w:r>
-      <w:r>
-        <w:rPr>
-          <w:color w:val="1A1A2E"/>
-          <w:sz w:val="22"/>
-          <w:szCs w:val="22"/>
-        </w:rPr>
-        <w:t xml:space="preserve">Tell your manager your GitHub username</w:t>
-      </w:r>
-    </w:p>
-    <w:p>
-      <w:pPr>
-        <w:spacing w:after="80"/>
-        <w:ind w:left="360"/>
-      </w:pPr>
-      <w:r>
-        <w:rPr>
-          <w:b/>
-          <w:bCs/>
-          <w:color w:val="2E5DAA"/>
-          <w:sz w:val="22"/>
-          <w:szCs w:val="22"/>
-        </w:rPr>
-        <w:t xml:space="preserve">2.  </w:t>
-      </w:r>
-      <w:r>
-        <w:rPr>
-          <w:color w:val="1A1A2E"/>
-          <w:sz w:val="22"/>
-          <w:szCs w:val="22"/>
-        </w:rPr>
-        <w:t xml:space="preserve">Your manager will send you an invitation — check your email for a message from GitHub</w:t>
-      </w:r>
-    </w:p>
-    <w:p>
-      <w:pPr>
-        <w:spacing w:after="70"/>
-        <w:ind w:left="720"/>
-      </w:pPr>
-      <w:r>
-        <w:rPr>
-          <w:i/>
-          <w:iCs/>
-          <w:color w:val="444466"/>
-          <w:sz w:val="20"/>
-          <w:szCs w:val="20"/>
-        </w:rPr>
-        <w:t xml:space="preserve">The subject will say something like "You've been invited to join..."</w:t>
-      </w:r>
-    </w:p>
-    <w:p>
-      <w:pPr>
-        <w:spacing w:after="80"/>
-        <w:ind w:left="360"/>
-      </w:pPr>
-      <w:r>
-        <w:rPr>
-          <w:b/>
-          <w:bCs/>
-          <w:color w:val="2E5DAA"/>
-          <w:sz w:val="22"/>
-          <w:szCs w:val="22"/>
-        </w:rPr>
-        <w:t xml:space="preserve">3.  </w:t>
-      </w:r>
-      <w:r>
-        <w:rPr>
-          <w:color w:val="1A1A2E"/>
-          <w:sz w:val="22"/>
-          <w:szCs w:val="22"/>
-        </w:rPr>
-        <w:t xml:space="preserve">Open the email and click Accept invitation</w:t>
-      </w:r>
-    </w:p>
-    <w:p>
-      <w:pPr>
-        <w:spacing w:after="80"/>
-        <w:ind w:left="360"/>
-      </w:pPr>
-      <w:r>
-        <w:rPr>
-          <w:b/>
-          <w:bCs/>
-          <w:color w:val="2E5DAA"/>
-          <w:sz w:val="22"/>
-          <w:szCs w:val="22"/>
-        </w:rPr>
-        <w:t xml:space="preserve">4.  </w:t>
-      </w:r>
-      <w:r>
-        <w:rPr>
-          <w:color w:val="1A1A2E"/>
-          <w:sz w:val="22"/>
-          <w:szCs w:val="22"/>
-        </w:rPr>
-        <w:t xml:space="preserve">Log in with the account you created in Step 1 if prompted</w:t>
-      </w:r>
-    </w:p>
-    <w:p>
-      <w:pPr>
-        <w:spacing w:after="60"/>
-      </w:pPr>
-    </w:p>
-    <w:p>
-      <w:pPr>
-        <w:pBdr>
-          <w:left w:val="single" w:color="10B981" w:sz="4"/>
-        </w:pBdr>
-        <w:spacing w:after="120" w:before="80"/>
-        <w:ind w:left="240"/>
-      </w:pPr>
-      <w:r>
-        <w:rPr>
-          <w:b/>
-          <w:bCs/>
-          <w:color w:val="10B981"/>
-        </w:rPr>
-        <w:t xml:space="preserve">✅  </w:t>
-      </w:r>
-      <w:r>
-        <w:rPr>
-          <w:color w:val="444466"/>
-          <w:sz w:val="22"/>
-          <w:szCs w:val="22"/>
-        </w:rPr>
-        <w:t xml:space="preserve">You now have access. You can view the system at: github.com/AeroProfessional/aerotracker</w:t>
-      </w:r>
-    </w:p>
-    <w:p>
-      <w:pPr>
-        <w:spacing w:after="140"/>
-      </w:pPr>
-    </w:p>
-    <w:p>
-      <w:pPr>
-        <w:pStyle w:val="Heading1"/>
-        <w:spacing w:after="100" w:before="340"/>
-      </w:pPr>
-      <w:r>
-        <w:t xml:space="preserve">What you can do once you have access</w:t>
+        <w:spacing w:after="120" w:before="320"/>
+      </w:pPr>
+      <w:r>
+        <w:t xml:space="preserve">Who to contact</w:t>
       </w:r>
     </w:p>
     <w:tbl>
       <w:tblPr>
-        <w:tblW w:type="dxa" w:w="9360"/>
+        <w:tblW w:type="dxa" w:w="9000"/>
         <w:tblBorders>
           <w:top w:val="single" w:color="auto" w:sz="4"/>
           <w:left w:val="single" w:color="auto" w:sz="4"/>
@@ -432,54 +261,47 @@
           <w:insideH w:val="single" w:color="auto" w:sz="4"/>
           <w:insideV w:val="single" w:color="auto" w:sz="4"/>
         </w:tblBorders>
-        <w:tblLayout w:type="fixed"/>
       </w:tblPr>
       <w:tblGrid>
-        <w:gridCol w:w="3000"/>
-        <w:gridCol w:w="6360"/>
+        <w:gridCol w:w="100"/>
+        <w:gridCol w:w="100"/>
       </w:tblGrid>
       <w:tr>
         <w:tc>
           <w:tcPr>
-            <w:tcW w:type="dxa" w:w="3000"/>
-            <w:shd w:fill="2E5DAA" w:color="2E5DAA" w:val="clear"/>
+            <w:tcW w:type="dxa" w:w="3200"/>
+            <w:shd w:fill="1a3c5e" w:val="clear"/>
           </w:tcPr>
           <w:p>
-            <w:pPr>
-              <w:spacing w:after="80" w:before="80"/>
-              <w:ind w:left="120"/>
-            </w:pPr>
             <w:r>
               <w:rPr>
+                <w:rFonts w:ascii="Calibri" w:cs="Calibri" w:eastAsia="Calibri" w:hAnsi="Calibri"/>
                 <w:b/>
                 <w:bCs/>
                 <w:color w:val="FFFFFF"/>
                 <w:sz w:val="20"/>
                 <w:szCs w:val="20"/>
               </w:rPr>
-              <w:t xml:space="preserve">Task</w:t>
+              <w:t xml:space="preserve">If you need…</w:t>
             </w:r>
           </w:p>
         </w:tc>
         <w:tc>
           <w:tcPr>
-            <w:tcW w:type="dxa" w:w="6360"/>
-            <w:shd w:fill="2E5DAA" w:color="2E5DAA" w:val="clear"/>
+            <w:tcW w:type="dxa" w:w="5800"/>
+            <w:shd w:fill="1a3c5e" w:val="clear"/>
           </w:tcPr>
           <w:p>
-            <w:pPr>
-              <w:spacing w:after="80" w:before="80"/>
-              <w:ind w:left="120"/>
-            </w:pPr>
             <w:r>
               <w:rPr>
+                <w:rFonts w:ascii="Calibri" w:cs="Calibri" w:eastAsia="Calibri" w:hAnsi="Calibri"/>
                 <w:b/>
                 <w:bCs/>
                 <w:color w:val="FFFFFF"/>
                 <w:sz w:val="20"/>
                 <w:szCs w:val="20"/>
               </w:rPr>
-              <w:t xml:space="preserve">How</w:t>
+              <w:t xml:space="preserve">Contact</w:t>
             </w:r>
           </w:p>
         </w:tc>
@@ -487,45 +309,39 @@
       <w:tr>
         <w:tc>
           <w:tcPr>
-            <w:tcW w:type="dxa" w:w="3000"/>
-            <w:shd w:fill="FFFFFF" w:color="FFFFFF" w:val="clear"/>
+            <w:tcW w:type="dxa" w:w="3200"/>
+            <w:shd w:fill="FFFFFF" w:val="clear"/>
           </w:tcPr>
           <w:p>
-            <w:pPr>
-              <w:spacing w:after="80" w:before="80"/>
-              <w:ind w:left="120"/>
-            </w:pPr>
             <w:r>
               <w:rPr>
+                <w:rFonts w:ascii="Calibri" w:cs="Calibri" w:eastAsia="Calibri" w:hAnsi="Calibri"/>
                 <w:b w:val="false"/>
                 <w:bCs w:val="false"/>
-                <w:color w:val="1A1A2E"/>
+                <w:color w:val="000000"/>
                 <w:sz w:val="20"/>
                 <w:szCs w:val="20"/>
               </w:rPr>
-              <w:t xml:space="preserve">Check if the system is running</w:t>
+              <w:t xml:space="preserve">GitHub access</w:t>
             </w:r>
           </w:p>
         </w:tc>
         <w:tc>
           <w:tcPr>
-            <w:tcW w:type="dxa" w:w="6360"/>
-            <w:shd w:fill="FFFFFF" w:color="FFFFFF" w:val="clear"/>
+            <w:tcW w:type="dxa" w:w="5800"/>
+            <w:shd w:fill="FFFFFF" w:val="clear"/>
           </w:tcPr>
           <w:p>
-            <w:pPr>
-              <w:spacing w:after="80" w:before="80"/>
-              <w:ind w:left="120"/>
-            </w:pPr>
             <w:r>
               <w:rPr>
+                <w:rFonts w:ascii="Calibri" w:cs="Calibri" w:eastAsia="Calibri" w:hAnsi="Calibri"/>
                 <w:b w:val="false"/>
                 <w:bCs w:val="false"/>
-                <w:color w:val="1A1A2E"/>
+                <w:color w:val="000000"/>
                 <w:sz w:val="20"/>
                 <w:szCs w:val="20"/>
               </w:rPr>
-              <w:t xml:space="preserve">Go to the repository → click the Actions tab → green tick = working, red cross = error</w:t>
+              <w:t xml:space="preserve">Megan (GitHub: Megan123421)</w:t>
             </w:r>
           </w:p>
         </w:tc>
@@ -533,45 +349,39 @@
       <w:tr>
         <w:tc>
           <w:tcPr>
-            <w:tcW w:type="dxa" w:w="3000"/>
-            <w:shd w:fill="F2F4F7" w:color="F2F4F7" w:val="clear"/>
+            <w:tcW w:type="dxa" w:w="3200"/>
+            <w:shd w:fill="FFFFFF" w:val="clear"/>
           </w:tcPr>
           <w:p>
-            <w:pPr>
-              <w:spacing w:after="80" w:before="80"/>
-              <w:ind w:left="120"/>
-            </w:pPr>
             <w:r>
               <w:rPr>
+                <w:rFonts w:ascii="Calibri" w:cs="Calibri" w:eastAsia="Calibri" w:hAnsi="Calibri"/>
                 <w:b w:val="false"/>
                 <w:bCs w:val="false"/>
-                <w:color w:val="1A1A2E"/>
+                <w:color w:val="000000"/>
                 <w:sz w:val="20"/>
                 <w:szCs w:val="20"/>
               </w:rPr>
-              <w:t xml:space="preserve">See what the system did</w:t>
+              <w:t xml:space="preserve">Something looks wrong in Tracker</w:t>
             </w:r>
           </w:p>
         </w:tc>
         <w:tc>
           <w:tcPr>
-            <w:tcW w:type="dxa" w:w="6360"/>
-            <w:shd w:fill="F2F4F7" w:color="F2F4F7" w:val="clear"/>
+            <w:tcW w:type="dxa" w:w="5800"/>
+            <w:shd w:fill="FFFFFF" w:val="clear"/>
           </w:tcPr>
           <w:p>
-            <w:pPr>
-              <w:spacing w:after="80" w:before="80"/>
-              <w:ind w:left="120"/>
-            </w:pPr>
             <w:r>
               <w:rPr>
+                <w:rFonts w:ascii="Calibri" w:cs="Calibri" w:eastAsia="Calibri" w:hAnsi="Calibri"/>
                 <w:b w:val="false"/>
                 <w:bCs w:val="false"/>
-                <w:color w:val="1A1A2E"/>
+                <w:color w:val="000000"/>
                 <w:sz w:val="20"/>
                 <w:szCs w:val="20"/>
               </w:rPr>
-              <w:t xml:space="preserve">Click any run in the Actions tab to view the full log</w:t>
+              <w:t xml:space="preserve">Your manager or Emily</w:t>
             </w:r>
           </w:p>
         </w:tc>
@@ -579,45 +389,39 @@
       <w:tr>
         <w:tc>
           <w:tcPr>
-            <w:tcW w:type="dxa" w:w="3000"/>
-            <w:shd w:fill="FFFFFF" w:color="FFFFFF" w:val="clear"/>
+            <w:tcW w:type="dxa" w:w="3200"/>
+            <w:shd w:fill="FFFFFF" w:val="clear"/>
           </w:tcPr>
           <w:p>
-            <w:pPr>
-              <w:spacing w:after="80" w:before="80"/>
-              <w:ind w:left="120"/>
-            </w:pPr>
             <w:r>
               <w:rPr>
+                <w:rFonts w:ascii="Calibri" w:cs="Calibri" w:eastAsia="Calibri" w:hAnsi="Calibri"/>
                 <w:b w:val="false"/>
                 <w:bCs w:val="false"/>
-                <w:color w:val="1A1A2E"/>
+                <w:color w:val="000000"/>
                 <w:sz w:val="20"/>
                 <w:szCs w:val="20"/>
               </w:rPr>
-              <w:t xml:space="preserve">Trigger a manual run</w:t>
+              <w:t xml:space="preserve">System has stopped running</w:t>
             </w:r>
           </w:p>
         </w:tc>
         <w:tc>
           <w:tcPr>
-            <w:tcW w:type="dxa" w:w="6360"/>
-            <w:shd w:fill="FFFFFF" w:color="FFFFFF" w:val="clear"/>
+            <w:tcW w:type="dxa" w:w="5800"/>
+            <w:shd w:fill="FFFFFF" w:val="clear"/>
           </w:tcPr>
           <w:p>
-            <w:pPr>
-              <w:spacing w:after="80" w:before="80"/>
-              <w:ind w:left="120"/>
-            </w:pPr>
             <w:r>
               <w:rPr>
+                <w:rFonts w:ascii="Calibri" w:cs="Calibri" w:eastAsia="Calibri" w:hAnsi="Calibri"/>
                 <w:b w:val="false"/>
                 <w:bCs w:val="false"/>
-                <w:color w:val="1A1A2E"/>
+                <w:color w:val="000000"/>
                 <w:sz w:val="20"/>
                 <w:szCs w:val="20"/>
               </w:rPr>
-              <w:t xml:space="preserve">Actions tab → AeroTracker — Process Registrations → Run workflow → Run workflow</w:t>
+              <w:t xml:space="preserve">Megan — or follow the Admin Emergency Guide</w:t>
             </w:r>
           </w:p>
         </w:tc>
@@ -625,34 +429,12 @@
     </w:tbl>
     <w:p>
       <w:pPr>
-        <w:spacing w:after="140"/>
-      </w:pPr>
-    </w:p>
-    <w:p>
-      <w:pPr>
-        <w:pStyle w:val="Heading1"/>
-        <w:spacing w:after="100" w:before="340"/>
-      </w:pPr>
-      <w:r>
-        <w:t xml:space="preserve">If something goes wrong</w:t>
-      </w:r>
-    </w:p>
-    <w:p>
-      <w:pPr>
-        <w:spacing w:after="90"/>
-      </w:pPr>
-      <w:r>
-        <w:rPr>
-          <w:color w:val="444466"/>
-          <w:sz w:val="22"/>
-          <w:szCs w:val="22"/>
-        </w:rPr>
-        <w:t xml:space="preserve">Refer to Megan's Emergency Guide — it covers everything from a failed run to renewing the Tracker token.</w:t>
-      </w:r>
+        <w:spacing w:after="120"/>
+      </w:pPr>
     </w:p>
     <w:sectPr>
       <w:pgSz w:w="11906" w:h="16838" w:orient="portrait"/>
-      <w:pgMar w:top="720" w:right="900" w:bottom="720" w:left="900" w:header="708" w:footer="708" w:gutter="0"/>
+      <w:pgMar w:top="1440" w:right="1440" w:bottom="1440" w:left="1440" w:header="708" w:footer="708" w:gutter="0"/>
       <w:pgNumType/>
       <w:docGrid w:linePitch="360"/>
     </w:sectPr>
@@ -821,6 +603,18 @@
       <w:lvlJc w:val="left"/>
       <w:pPr>
         <w:ind w:left="6480" w:hanging="360"/>
+      </w:pPr>
+    </w:lvl>
+  </w:abstractNum>
+  <w:abstractNum w:abstractNumId="2" w15:restartNumberingAfterBreak="0">
+    <w:multiLevelType w:val="hybridMultilevel"/>
+    <w:lvl w:ilvl="0" w15:tentative="1">
+      <w:start w:val="1"/>
+      <w:numFmt w:val="bullet"/>
+      <w:lvlText w:val="•"/>
+      <w:lvlJc w:val="left"/>
+      <w:pPr>
+        <w:ind w:left="720" w:hanging="360"/>
       </w:pPr>
     </w:lvl>
   </w:abstractNum>
